--- a/report/数媒2304zb罗奕嵩 开题报告.docx
+++ b/report/数媒2304zb罗奕嵩 开题报告.docx
@@ -1346,39 +1346,60 @@
                 <w:rFonts w:ascii="宋体" w:hAnsi="宋体" w:hint="eastAsia"/>
                 <w:szCs w:val="21"/>
               </w:rPr>
-              <w:t>1.2025.06.01-2025.09.10——确定毕业设计选题，然后按要求在指导老师的指导下开始毕业论文(设计)工作。</w:t>
-            </w:r>
-          </w:p>
-          <w:p>
-            <w:pPr>
-              <w:ind w:firstLineChars="200" w:firstLine="420"/>
-              <w:rPr>
-                <w:rFonts w:ascii="宋体" w:hAnsi="宋体"/>
-                <w:szCs w:val="21"/>
-              </w:rPr>
-            </w:pPr>
-            <w:r>
-              <w:rPr>
-                <w:rFonts w:ascii="宋体" w:hAnsi="宋体" w:hint="eastAsia"/>
-                <w:szCs w:val="21"/>
-              </w:rPr>
-              <w:t>2.2025.09.11-2025.10.10——指导教师下发任务书，基于任务书，开始查阅论文相关文献资料和熟悉课题。</w:t>
-            </w:r>
-          </w:p>
-          <w:p>
-            <w:pPr>
-              <w:ind w:firstLineChars="200" w:firstLine="420"/>
-              <w:rPr>
-                <w:rFonts w:ascii="宋体" w:hAnsi="宋体"/>
-                <w:szCs w:val="21"/>
-              </w:rPr>
-            </w:pPr>
-            <w:r>
-              <w:rPr>
-                <w:rFonts w:ascii="宋体" w:hAnsi="宋体" w:hint="eastAsia"/>
-                <w:szCs w:val="21"/>
-              </w:rPr>
-              <w:t>3.2025.10.11-2025.10.28——拟定开题报告和文献综述等，并经过论文指导老师修订完成后报院专业审查小组认可，学院毕业论文工作委员会进行审定，参与开题报告会，确定</w:t>
+              <w:t>1.2026</w:t>
+            </w:r>
+            <w:r>
+              <w:rPr>
+                <w:rFonts w:ascii="宋体" w:hAnsi="宋体" w:hint="eastAsia"/>
+                <w:szCs w:val="21"/>
+              </w:rPr>
+              <w:t>.06.01-2025.09.10——确定毕业设计选题，然后按要求在指导老师的指导下开始毕业论文(设计)工作。</w:t>
+            </w:r>
+          </w:p>
+          <w:p>
+            <w:pPr>
+              <w:ind w:firstLineChars="200" w:firstLine="420"/>
+              <w:rPr>
+                <w:rFonts w:ascii="宋体" w:hAnsi="宋体"/>
+                <w:szCs w:val="21"/>
+              </w:rPr>
+            </w:pPr>
+            <w:r>
+              <w:rPr>
+                <w:rFonts w:ascii="宋体" w:hAnsi="宋体" w:hint="eastAsia"/>
+                <w:szCs w:val="21"/>
+              </w:rPr>
+              <w:t>2.2026</w:t>
+            </w:r>
+            <w:r>
+              <w:rPr>
+                <w:rFonts w:ascii="宋体" w:hAnsi="宋体" w:hint="eastAsia"/>
+                <w:szCs w:val="21"/>
+              </w:rPr>
+              <w:t>.09.11-2025.10.10——指导教师下发任务书，基于任务书，开始查阅论文相关文献资料和熟悉课题。</w:t>
+            </w:r>
+          </w:p>
+          <w:p>
+            <w:pPr>
+              <w:ind w:firstLineChars="200" w:firstLine="420"/>
+              <w:rPr>
+                <w:rFonts w:ascii="宋体" w:hAnsi="宋体"/>
+                <w:szCs w:val="21"/>
+              </w:rPr>
+            </w:pPr>
+            <w:r>
+              <w:rPr>
+                <w:rFonts w:ascii="宋体" w:hAnsi="宋体" w:hint="eastAsia"/>
+                <w:szCs w:val="21"/>
+              </w:rPr>
+              <w:t>3.2026.10.11-2026</w:t>
+            </w:r>
+            <w:r>
+              <w:rPr>
+                <w:rFonts w:ascii="宋体" w:hAnsi="宋体" w:hint="eastAsia"/>
+                <w:szCs w:val="21"/>
+              </w:rPr>
+              <w:t>.10.28——拟定开题报告和文献综述等，并经过论文指导老师修订完成后报院专业审查小组认可，学院毕业论文工作委员会进行审定，参与开题报告会，确定</w:t>
             </w:r>
             <w:r>
               <w:rPr>
@@ -1402,71 +1423,108 @@
                 <w:rFonts w:ascii="宋体" w:hAnsi="宋体" w:hint="eastAsia"/>
                 <w:szCs w:val="21"/>
               </w:rPr>
-              <w:t>4.2025.10.29-2025.12.31——在指导老师指导下，围绕湖北省博物馆馆藏资源与虚拟展厅设计开展调研，收集展厅平面资料、文物图像与同类虚拟展陈案例，完成课题调研部分。</w:t>
-            </w:r>
-          </w:p>
-          <w:p>
-            <w:pPr>
-              <w:ind w:firstLineChars="200" w:firstLine="420"/>
-              <w:rPr>
-                <w:rFonts w:ascii="宋体" w:hAnsi="宋体"/>
-                <w:szCs w:val="21"/>
-              </w:rPr>
-            </w:pPr>
-            <w:r>
-              <w:rPr>
-                <w:rFonts w:ascii="宋体" w:hAnsi="宋体" w:hint="eastAsia"/>
-                <w:szCs w:val="21"/>
-              </w:rPr>
-              <w:t>5.2026.1.1-2026.1.31——将资料整合，确定虚拟展厅的空间布局与视觉方案，完成主要展厅的设计与程序实现，在指导老师指导下完成论文初稿。</w:t>
-            </w:r>
-          </w:p>
-          <w:p>
-            <w:pPr>
-              <w:ind w:firstLineChars="200" w:firstLine="420"/>
-              <w:rPr>
-                <w:rFonts w:ascii="宋体" w:hAnsi="宋体"/>
-                <w:szCs w:val="21"/>
-              </w:rPr>
-            </w:pPr>
-            <w:r>
-              <w:rPr>
-                <w:rFonts w:ascii="宋体" w:hAnsi="宋体" w:hint="eastAsia"/>
-                <w:szCs w:val="21"/>
-              </w:rPr>
-              <w:t>6.2026.2.1-2026.2.15——根据指导老师的修改意见，完善交互功能与展品细节，修改论文，撰写论文期中检查表。</w:t>
-            </w:r>
-          </w:p>
-          <w:p>
-            <w:pPr>
-              <w:ind w:firstLineChars="200" w:firstLine="420"/>
-              <w:rPr>
-                <w:rFonts w:ascii="宋体" w:hAnsi="宋体"/>
-                <w:szCs w:val="21"/>
-              </w:rPr>
-            </w:pPr>
-            <w:r>
-              <w:rPr>
-                <w:rFonts w:ascii="宋体" w:hAnsi="宋体" w:hint="eastAsia"/>
-                <w:szCs w:val="21"/>
-              </w:rPr>
-              <w:t>7.2026.2.16-2026.3.20——根据老师的指导意见修改论文并按照湖北大学知行学院本科毕业论文文本规范修改论文格式，符合规范后，交给论文指导老师检查，基本确立论文全稿。</w:t>
-            </w:r>
-          </w:p>
-          <w:p>
-            <w:pPr>
-              <w:ind w:firstLineChars="200" w:firstLine="420"/>
-              <w:rPr>
-                <w:rFonts w:ascii="宋体" w:hAnsi="宋体"/>
-                <w:szCs w:val="21"/>
-              </w:rPr>
-            </w:pPr>
-            <w:r>
-              <w:rPr>
-                <w:rFonts w:ascii="宋体" w:hAnsi="宋体" w:hint="eastAsia"/>
-                <w:szCs w:val="21"/>
-              </w:rPr>
-              <w:t>8.2026.3.12-2026.03.31——完成论文定稿,自己在维普查重，文字重复率小于20%的论文可以参加答辩，并将所有与毕业论文有关的资料交给指导老师。</w:t>
+              <w:t>4.2026</w:t>
+            </w:r>
+            <w:r>
+              <w:rPr>
+                <w:rFonts w:ascii="宋体" w:hAnsi="宋体" w:hint="eastAsia"/>
+                <w:szCs w:val="21"/>
+              </w:rPr>
+              <w:t>.10.29-2025.12.31——在指导老师指导下，围绕湖北省博物馆馆藏资源与虚拟展厅设计开展调研，收集展厅平面资料、文物图像与同类虚拟展陈案例，完成课题调研部分。</w:t>
+            </w:r>
+          </w:p>
+          <w:p>
+            <w:pPr>
+              <w:ind w:firstLineChars="200" w:firstLine="420"/>
+              <w:rPr>
+                <w:rFonts w:ascii="宋体" w:hAnsi="宋体"/>
+                <w:szCs w:val="21"/>
+              </w:rPr>
+            </w:pPr>
+            <w:r>
+              <w:rPr>
+                <w:rFonts w:ascii="宋体" w:hAnsi="宋体" w:hint="eastAsia"/>
+                <w:szCs w:val="21"/>
+              </w:rPr>
+              <w:t>5.2027</w:t>
+            </w:r>
+            <w:r>
+              <w:rPr>
+                <w:rFonts w:ascii="宋体" w:hAnsi="宋体" w:hint="eastAsia"/>
+                <w:szCs w:val="21"/>
+              </w:rPr>
+              <w:t>.1.1-2026.1.31——将资料整合，确定虚拟展厅的空间布局与视觉方案，完成主要展厅的设计与程序实现，在指导老师指导下完成论文初稿。</w:t>
+            </w:r>
+          </w:p>
+          <w:p>
+            <w:pPr>
+              <w:ind w:firstLineChars="200" w:firstLine="420"/>
+              <w:rPr>
+                <w:rFonts w:ascii="宋体" w:hAnsi="宋体"/>
+                <w:szCs w:val="21"/>
+              </w:rPr>
+            </w:pPr>
+            <w:r>
+              <w:rPr>
+                <w:rFonts w:ascii="宋体" w:hAnsi="宋体" w:hint="eastAsia"/>
+                <w:szCs w:val="21"/>
+              </w:rPr>
+              <w:t>6.2027</w:t>
+            </w:r>
+            <w:r>
+              <w:rPr>
+                <w:rFonts w:ascii="宋体" w:hAnsi="宋体" w:hint="eastAsia"/>
+                <w:szCs w:val="21"/>
+              </w:rPr>
+              <w:t>.2.1-2026.2.15——根据指导老师的修改意见，完善交互功能与展品细节，修改论文，撰写论文期中检查表。</w:t>
+            </w:r>
+          </w:p>
+          <w:p>
+            <w:pPr>
+              <w:ind w:firstLineChars="200" w:firstLine="420"/>
+              <w:rPr>
+                <w:rFonts w:ascii="宋体" w:hAnsi="宋体"/>
+                <w:szCs w:val="21"/>
+              </w:rPr>
+            </w:pPr>
+            <w:r>
+              <w:rPr>
+                <w:rFonts w:ascii="宋体" w:hAnsi="宋体" w:hint="eastAsia"/>
+                <w:szCs w:val="21"/>
+              </w:rPr>
+              <w:t>7.2027</w:t>
+            </w:r>
+            <w:r>
+              <w:rPr>
+                <w:rFonts w:ascii="宋体" w:hAnsi="宋体" w:hint="eastAsia"/>
+                <w:szCs w:val="21"/>
+              </w:rPr>
+              <w:t>.2.16-2026.3.20——根据老师的指导意见修改论文并按照湖北大学知行学院本科毕业论文文本规范修改论文格式，符合规范后，交给论文指导老师检查，基本确立论文全稿。</w:t>
+            </w:r>
+          </w:p>
+          <w:p>
+            <w:pPr>
+              <w:ind w:firstLineChars="200" w:firstLine="420"/>
+              <w:rPr>
+                <w:rFonts w:ascii="宋体" w:hAnsi="宋体"/>
+                <w:szCs w:val="21"/>
+              </w:rPr>
+            </w:pPr>
+            <w:r>
+              <w:rPr>
+                <w:rFonts w:ascii="宋体" w:hAnsi="宋体" w:hint="eastAsia"/>
+                <w:szCs w:val="21"/>
+              </w:rPr>
+              <w:t>8.2027</w:t>
+            </w:r>
+            <w:bookmarkStart w:id="0" w:name="_GoBack"/>
+            <w:bookmarkEnd w:id="0"/>
+            <w:r>
+              <w:rPr>
+                <w:rFonts w:ascii="宋体" w:hAnsi="宋体" w:hint="eastAsia"/>
+                <w:szCs w:val="21"/>
+              </w:rPr>
+              <w:t>.3.12-2026.03.31——完成论文定稿,自己在维普查重，文字重复率小于20%的论文可以参加答辩，并将所有与毕业论文有关的资料交给指导老师。</w:t>
             </w:r>
           </w:p>
           <w:p>
@@ -1913,10 +1971,7 @@
             </w:r>
           </w:p>
           <w:p/>
-          <w:p>
-            <w:bookmarkStart w:id="0" w:name="_GoBack"/>
-            <w:bookmarkEnd w:id="0"/>
-          </w:p>
+          <w:p/>
           <w:p>
             <w:pPr>
               <w:ind w:right="630"/>
